--- a/report/Sentiment_Analysis_Report.docx
+++ b/report/Sentiment_Analysis_Report.docx
@@ -941,12 +941,6 @@
         <w:gridCol w:w="3240"/>
       </w:tblGrid>
       <w:tr>
-        <w:tblPrEx>
-          <w:tblCellMar>
-            <w:top w:w="0" w:type="dxa"/>
-            <w:bottom w:w="0" w:type="dxa"/>
-          </w:tblCellMar>
-        </w:tblPrEx>
         <w:tc>
           <w:tcPr>
             <w:tcW w:w="3240" w:type="dxa"/>
@@ -1051,12 +1045,6 @@
         </w:tc>
       </w:tr>
       <w:tr>
-        <w:tblPrEx>
-          <w:tblCellMar>
-            <w:top w:w="0" w:type="dxa"/>
-            <w:bottom w:w="0" w:type="dxa"/>
-          </w:tblCellMar>
-        </w:tblPrEx>
         <w:tc>
           <w:tcPr>
             <w:tcW w:w="3240" w:type="dxa"/>
@@ -1155,12 +1143,6 @@
         </w:tc>
       </w:tr>
       <w:tr>
-        <w:tblPrEx>
-          <w:tblCellMar>
-            <w:top w:w="0" w:type="dxa"/>
-            <w:bottom w:w="0" w:type="dxa"/>
-          </w:tblCellMar>
-        </w:tblPrEx>
         <w:tc>
           <w:tcPr>
             <w:tcW w:w="3240" w:type="dxa"/>
@@ -1259,12 +1241,6 @@
         </w:tc>
       </w:tr>
       <w:tr>
-        <w:tblPrEx>
-          <w:tblCellMar>
-            <w:top w:w="0" w:type="dxa"/>
-            <w:bottom w:w="0" w:type="dxa"/>
-          </w:tblCellMar>
-        </w:tblPrEx>
         <w:tc>
           <w:tcPr>
             <w:tcW w:w="3240" w:type="dxa"/>
@@ -1782,12 +1758,6 @@
         <w:gridCol w:w="4860"/>
       </w:tblGrid>
       <w:tr>
-        <w:tblPrEx>
-          <w:tblCellMar>
-            <w:top w:w="0" w:type="dxa"/>
-            <w:bottom w:w="0" w:type="dxa"/>
-          </w:tblCellMar>
-        </w:tblPrEx>
         <w:tc>
           <w:tcPr>
             <w:tcW w:w="4860" w:type="dxa"/>
@@ -1858,12 +1828,6 @@
         </w:tc>
       </w:tr>
       <w:tr>
-        <w:tblPrEx>
-          <w:tblCellMar>
-            <w:top w:w="0" w:type="dxa"/>
-            <w:bottom w:w="0" w:type="dxa"/>
-          </w:tblCellMar>
-        </w:tblPrEx>
         <w:tc>
           <w:tcPr>
             <w:tcW w:w="4860" w:type="dxa"/>
@@ -1930,12 +1894,6 @@
         </w:tc>
       </w:tr>
       <w:tr>
-        <w:tblPrEx>
-          <w:tblCellMar>
-            <w:top w:w="0" w:type="dxa"/>
-            <w:bottom w:w="0" w:type="dxa"/>
-          </w:tblCellMar>
-        </w:tblPrEx>
         <w:tc>
           <w:tcPr>
             <w:tcW w:w="4860" w:type="dxa"/>
@@ -2002,12 +1960,6 @@
         </w:tc>
       </w:tr>
       <w:tr>
-        <w:tblPrEx>
-          <w:tblCellMar>
-            <w:top w:w="0" w:type="dxa"/>
-            <w:bottom w:w="0" w:type="dxa"/>
-          </w:tblCellMar>
-        </w:tblPrEx>
         <w:tc>
           <w:tcPr>
             <w:tcW w:w="4860" w:type="dxa"/>
@@ -2074,12 +2026,6 @@
         </w:tc>
       </w:tr>
       <w:tr>
-        <w:tblPrEx>
-          <w:tblCellMar>
-            <w:top w:w="0" w:type="dxa"/>
-            <w:bottom w:w="0" w:type="dxa"/>
-          </w:tblCellMar>
-        </w:tblPrEx>
         <w:tc>
           <w:tcPr>
             <w:tcW w:w="4860" w:type="dxa"/>
@@ -2146,12 +2092,6 @@
         </w:tc>
       </w:tr>
       <w:tr>
-        <w:tblPrEx>
-          <w:tblCellMar>
-            <w:top w:w="0" w:type="dxa"/>
-            <w:bottom w:w="0" w:type="dxa"/>
-          </w:tblCellMar>
-        </w:tblPrEx>
         <w:tc>
           <w:tcPr>
             <w:tcW w:w="4860" w:type="dxa"/>
@@ -2218,12 +2158,6 @@
         </w:tc>
       </w:tr>
       <w:tr>
-        <w:tblPrEx>
-          <w:tblCellMar>
-            <w:top w:w="0" w:type="dxa"/>
-            <w:bottom w:w="0" w:type="dxa"/>
-          </w:tblCellMar>
-        </w:tblPrEx>
         <w:tc>
           <w:tcPr>
             <w:tcW w:w="4860" w:type="dxa"/>
@@ -2290,12 +2224,6 @@
         </w:tc>
       </w:tr>
       <w:tr>
-        <w:tblPrEx>
-          <w:tblCellMar>
-            <w:top w:w="0" w:type="dxa"/>
-            <w:bottom w:w="0" w:type="dxa"/>
-          </w:tblCellMar>
-        </w:tblPrEx>
         <w:tc>
           <w:tcPr>
             <w:tcW w:w="4860" w:type="dxa"/>
@@ -2362,12 +2290,6 @@
         </w:tc>
       </w:tr>
       <w:tr>
-        <w:tblPrEx>
-          <w:tblCellMar>
-            <w:top w:w="0" w:type="dxa"/>
-            <w:bottom w:w="0" w:type="dxa"/>
-          </w:tblCellMar>
-        </w:tblPrEx>
         <w:tc>
           <w:tcPr>
             <w:tcW w:w="4860" w:type="dxa"/>
@@ -2434,12 +2356,6 @@
         </w:tc>
       </w:tr>
       <w:tr>
-        <w:tblPrEx>
-          <w:tblCellMar>
-            <w:top w:w="0" w:type="dxa"/>
-            <w:bottom w:w="0" w:type="dxa"/>
-          </w:tblCellMar>
-        </w:tblPrEx>
         <w:tc>
           <w:tcPr>
             <w:tcW w:w="4860" w:type="dxa"/>
@@ -2506,12 +2422,6 @@
         </w:tc>
       </w:tr>
       <w:tr>
-        <w:tblPrEx>
-          <w:tblCellMar>
-            <w:top w:w="0" w:type="dxa"/>
-            <w:bottom w:w="0" w:type="dxa"/>
-          </w:tblCellMar>
-        </w:tblPrEx>
         <w:tc>
           <w:tcPr>
             <w:tcW w:w="4860" w:type="dxa"/>
@@ -2632,12 +2542,6 @@
         <w:gridCol w:w="4860"/>
       </w:tblGrid>
       <w:tr>
-        <w:tblPrEx>
-          <w:tblCellMar>
-            <w:top w:w="0" w:type="dxa"/>
-            <w:bottom w:w="0" w:type="dxa"/>
-          </w:tblCellMar>
-        </w:tblPrEx>
         <w:tc>
           <w:tcPr>
             <w:tcW w:w="4860" w:type="dxa"/>
@@ -2708,12 +2612,6 @@
         </w:tc>
       </w:tr>
       <w:tr>
-        <w:tblPrEx>
-          <w:tblCellMar>
-            <w:top w:w="0" w:type="dxa"/>
-            <w:bottom w:w="0" w:type="dxa"/>
-          </w:tblCellMar>
-        </w:tblPrEx>
         <w:tc>
           <w:tcPr>
             <w:tcW w:w="4860" w:type="dxa"/>
@@ -2780,12 +2678,6 @@
         </w:tc>
       </w:tr>
       <w:tr>
-        <w:tblPrEx>
-          <w:tblCellMar>
-            <w:top w:w="0" w:type="dxa"/>
-            <w:bottom w:w="0" w:type="dxa"/>
-          </w:tblCellMar>
-        </w:tblPrEx>
         <w:tc>
           <w:tcPr>
             <w:tcW w:w="4860" w:type="dxa"/>
@@ -2852,12 +2744,6 @@
         </w:tc>
       </w:tr>
       <w:tr>
-        <w:tblPrEx>
-          <w:tblCellMar>
-            <w:top w:w="0" w:type="dxa"/>
-            <w:bottom w:w="0" w:type="dxa"/>
-          </w:tblCellMar>
-        </w:tblPrEx>
         <w:tc>
           <w:tcPr>
             <w:tcW w:w="4860" w:type="dxa"/>
@@ -2924,12 +2810,6 @@
         </w:tc>
       </w:tr>
       <w:tr>
-        <w:tblPrEx>
-          <w:tblCellMar>
-            <w:top w:w="0" w:type="dxa"/>
-            <w:bottom w:w="0" w:type="dxa"/>
-          </w:tblCellMar>
-        </w:tblPrEx>
         <w:tc>
           <w:tcPr>
             <w:tcW w:w="4860" w:type="dxa"/>
@@ -2996,12 +2876,6 @@
         </w:tc>
       </w:tr>
       <w:tr>
-        <w:tblPrEx>
-          <w:tblCellMar>
-            <w:top w:w="0" w:type="dxa"/>
-            <w:bottom w:w="0" w:type="dxa"/>
-          </w:tblCellMar>
-        </w:tblPrEx>
         <w:tc>
           <w:tcPr>
             <w:tcW w:w="4860" w:type="dxa"/>
@@ -3068,12 +2942,6 @@
         </w:tc>
       </w:tr>
       <w:tr>
-        <w:tblPrEx>
-          <w:tblCellMar>
-            <w:top w:w="0" w:type="dxa"/>
-            <w:bottom w:w="0" w:type="dxa"/>
-          </w:tblCellMar>
-        </w:tblPrEx>
         <w:tc>
           <w:tcPr>
             <w:tcW w:w="4860" w:type="dxa"/>
@@ -3141,12 +3009,6 @@
         </w:tc>
       </w:tr>
       <w:tr>
-        <w:tblPrEx>
-          <w:tblCellMar>
-            <w:top w:w="0" w:type="dxa"/>
-            <w:bottom w:w="0" w:type="dxa"/>
-          </w:tblCellMar>
-        </w:tblPrEx>
         <w:tc>
           <w:tcPr>
             <w:tcW w:w="4860" w:type="dxa"/>
@@ -3213,12 +3075,6 @@
         </w:tc>
       </w:tr>
       <w:tr>
-        <w:tblPrEx>
-          <w:tblCellMar>
-            <w:top w:w="0" w:type="dxa"/>
-            <w:bottom w:w="0" w:type="dxa"/>
-          </w:tblCellMar>
-        </w:tblPrEx>
         <w:tc>
           <w:tcPr>
             <w:tcW w:w="4860" w:type="dxa"/>
@@ -3285,12 +3141,6 @@
         </w:tc>
       </w:tr>
       <w:tr>
-        <w:tblPrEx>
-          <w:tblCellMar>
-            <w:top w:w="0" w:type="dxa"/>
-            <w:bottom w:w="0" w:type="dxa"/>
-          </w:tblCellMar>
-        </w:tblPrEx>
         <w:tc>
           <w:tcPr>
             <w:tcW w:w="4860" w:type="dxa"/>
@@ -3642,12 +3492,6 @@
         <w:gridCol w:w="1944"/>
       </w:tblGrid>
       <w:tr>
-        <w:tblPrEx>
-          <w:tblCellMar>
-            <w:top w:w="0" w:type="dxa"/>
-            <w:bottom w:w="0" w:type="dxa"/>
-          </w:tblCellMar>
-        </w:tblPrEx>
         <w:tc>
           <w:tcPr>
             <w:tcW w:w="1944" w:type="dxa"/>
@@ -3820,12 +3664,6 @@
         </w:tc>
       </w:tr>
       <w:tr>
-        <w:tblPrEx>
-          <w:tblCellMar>
-            <w:top w:w="0" w:type="dxa"/>
-            <w:bottom w:w="0" w:type="dxa"/>
-          </w:tblCellMar>
-        </w:tblPrEx>
         <w:tc>
           <w:tcPr>
             <w:tcW w:w="1944" w:type="dxa"/>
@@ -3988,12 +3826,6 @@
         </w:tc>
       </w:tr>
       <w:tr>
-        <w:tblPrEx>
-          <w:tblCellMar>
-            <w:top w:w="0" w:type="dxa"/>
-            <w:bottom w:w="0" w:type="dxa"/>
-          </w:tblCellMar>
-        </w:tblPrEx>
         <w:tc>
           <w:tcPr>
             <w:tcW w:w="1944" w:type="dxa"/>
@@ -4156,12 +3988,6 @@
         </w:tc>
       </w:tr>
       <w:tr>
-        <w:tblPrEx>
-          <w:tblCellMar>
-            <w:top w:w="0" w:type="dxa"/>
-            <w:bottom w:w="0" w:type="dxa"/>
-          </w:tblCellMar>
-        </w:tblPrEx>
         <w:tc>
           <w:tcPr>
             <w:tcW w:w="1944" w:type="dxa"/>
@@ -4696,10 +4522,18 @@
     </w:p>
     <w:p>
       <w:pPr>
+        <w:spacing w:before="40" w:after="40"/>
+      </w:pPr>
+    </w:p>
+    <w:p>
+      <w:pPr>
         <w:pStyle w:val="Heading2"/>
       </w:pPr>
       <w:r>
-        <w:t>6.1 Future Work</w:t>
+        <w:t xml:space="preserve">6.1 </w:t>
+      </w:r>
+      <w:r>
+        <w:t>Github Repository</w:t>
       </w:r>
     </w:p>
     <w:p>
@@ -4711,8 +4545,37 @@
         </w:numPr>
         <w:spacing w:before="40" w:after="40"/>
       </w:pPr>
-      <w:r>
-        <w:t>Experiment with lighter transformer variants (DistilBERT, RoBERTa) to examine the performance-efficiency trade-off more finely.</w:t>
+      <w:hyperlink r:id="rId12" w:history="1">
+        <w:r>
+          <w:rPr>
+            <w:rStyle w:val="Hyperlink"/>
+          </w:rPr>
+          <w:t>https://github.com/DanielW-1/Sentiment-Analysis</w:t>
+        </w:r>
+      </w:hyperlink>
+    </w:p>
+    <w:p>
+      <w:pPr>
+        <w:pStyle w:val="ListParagraph"/>
+        <w:spacing w:before="40" w:after="40"/>
+        <w:ind w:left="720"/>
+      </w:pPr>
+    </w:p>
+    <w:p>
+      <w:pPr>
+        <w:pStyle w:val="Heading2"/>
+      </w:pPr>
+      <w:r>
+        <w:t>6.</w:t>
+      </w:r>
+      <w:r>
+        <w:t>2</w:t>
+      </w:r>
+      <w:r>
+        <w:t xml:space="preserve"> Future Wor</w:t>
+      </w:r>
+      <w:r>
+        <w:t>k</w:t>
       </w:r>
     </w:p>
     <w:p>
@@ -4725,7 +4588,7 @@
         <w:spacing w:before="40" w:after="40"/>
       </w:pPr>
       <w:r>
-        <w:t>Apply pre-trained static embeddings (GloVe, Word2Vec) to the LSTM and GRU to isolate the contribution of the recurrent architecture from embedding quality.</w:t>
+        <w:t>Experiment with lighter transformer variants (DistilBERT, RoBERTa) to examine the performance-efficiency trade-off more finely.</w:t>
       </w:r>
     </w:p>
     <w:p>
@@ -4738,7 +4601,7 @@
         <w:spacing w:before="40" w:after="40"/>
       </w:pPr>
       <w:r>
-        <w:t>Extend to multi-class sentiment (1-5 star ratings) to assess model behaviour beyond binary classification.</w:t>
+        <w:t>Apply pre-trained static embeddings (GloVe, Word2Vec) to the LSTM and GRU to isolate the contribution of the recurrent architecture from embedding quality.</w:t>
       </w:r>
     </w:p>
     <w:p>
@@ -4751,6 +4614,19 @@
         <w:spacing w:before="40" w:after="40"/>
       </w:pPr>
       <w:r>
+        <w:t>Extend to multi-class sentiment (1-5 star ratings) to assess model behaviour beyond binary classification.</w:t>
+      </w:r>
+    </w:p>
+    <w:p>
+      <w:pPr>
+        <w:pStyle w:val="ListParagraph"/>
+        <w:numPr>
+          <w:ilvl w:val="0"/>
+          <w:numId w:val="2"/>
+        </w:numPr>
+        <w:spacing w:before="40" w:after="40"/>
+      </w:pPr>
+      <w:r>
         <w:t>Perform error analysis on misclassified samples to identify linguistic patterns all models struggle with, such as irony and long-range negation.</w:t>
       </w:r>
     </w:p>
@@ -4809,8 +4685,8 @@
       </w:r>
     </w:p>
     <w:sectPr>
-      <w:headerReference w:type="default" r:id="rId12"/>
-      <w:footerReference w:type="default" r:id="rId13"/>
+      <w:headerReference w:type="default" r:id="rId13"/>
+      <w:footerReference w:type="default" r:id="rId14"/>
       <w:pgSz w:w="12240" w:h="15840"/>
       <w:pgMar w:top="1440" w:right="1260" w:bottom="1440" w:left="1260" w:header="708" w:footer="708" w:gutter="0"/>
       <w:cols w:space="720"/>
@@ -5012,6 +4888,119 @@
 <file path=word/numbering.xml><?xml version="1.0" encoding="utf-8"?>
 <w:numbering xmlns:wpc="http://schemas.microsoft.com/office/word/2010/wordprocessingCanvas" xmlns:cx="http://schemas.microsoft.com/office/drawing/2014/chartex" xmlns:cx1="http://schemas.microsoft.com/office/drawing/2015/9/8/chartex" xmlns:cx2="http://schemas.microsoft.com/office/drawing/2015/10/21/chartex" xmlns:cx3="http://schemas.microsoft.com/office/drawing/2016/5/9/chartex" xmlns:cx4="http://schemas.microsoft.com/office/drawing/2016/5/10/chartex" xmlns:cx5="http://schemas.microsoft.com/office/drawing/2016/5/11/chartex" xmlns:cx6="http://schemas.microsoft.com/office/drawing/2016/5/12/chartex" xmlns:cx7="http://schemas.microsoft.com/office/drawing/2016/5/13/chartex" xmlns:cx8="http://schemas.microsoft.com/office/drawing/2016/5/14/chartex" xmlns:mc="http://schemas.openxmlformats.org/markup-compatibility/2006" xmlns:aink="http://schemas.microsoft.com/office/drawing/2016/ink" xmlns:am3d="http://schemas.microsoft.com/office/drawing/2017/model3d" xmlns:o="urn:schemas-microsoft-com:office:office" xmlns:oel="http://schemas.microsoft.com/office/2019/extlst" xmlns:r="http://schemas.openxmlformats.org/officeDocument/2006/relationships" xmlns:m="http://schemas.openxmlformats.org/officeDocument/2006/math" xmlns:v="urn:schemas-microsoft-com:vml" xmlns:wp14="http://schemas.microsoft.com/office/word/2010/wordprocessingDrawing" xmlns:wp="http://schemas.openxmlformats.org/drawingml/2006/wordprocessingDrawing" xmlns:w10="urn:schemas-microsoft-com:office:word" xmlns:w="http://schemas.openxmlformats.org/wordprocessingml/2006/main" xmlns:w14="http://schemas.microsoft.com/office/word/2010/wordml" xmlns:w15="http://schemas.microsoft.com/office/word/2012/wordml" xmlns:w16cex="http://schemas.microsoft.com/office/word/2018/wordml/cex" xmlns:w16cid="http://schemas.microsoft.com/office/word/2016/wordml/cid" xmlns:w16="http://schemas.microsoft.com/office/word/2018/wordml" xmlns:w16du="http://schemas.microsoft.com/office/word/2023/wordml/word16du" xmlns:w16sdtdh="http://schemas.microsoft.com/office/word/2020/wordml/sdtdatahash" xmlns:w16sdtfl="http://schemas.microsoft.com/office/word/2024/wordml/sdtformatlock" xmlns:w16se="http://schemas.microsoft.com/office/word/2015/wordml/symex" xmlns:wpg="http://schemas.microsoft.com/office/word/2010/wordprocessingGroup" xmlns:wpi="http://schemas.microsoft.com/office/word/2010/wordprocessingInk" xmlns:wne="http://schemas.microsoft.com/office/word/2006/wordml" xmlns:wps="http://schemas.microsoft.com/office/word/2010/wordprocessingShape" mc:Ignorable="w14 w15 w16se w16cid w16 w16cex w16sdtdh w16sdtfl w16du wp14">
   <w:abstractNum w:abstractNumId="0" w15:restartNumberingAfterBreak="0">
+    <w:nsid w:val="02D26337"/>
+    <w:multiLevelType w:val="hybridMultilevel"/>
+    <w:tmpl w:val="1B0C0CB8"/>
+    <w:lvl w:ilvl="0" w:tplc="04090001">
+      <w:start w:val="1"/>
+      <w:numFmt w:val="bullet"/>
+      <w:lvlText w:val=""/>
+      <w:lvlJc w:val="left"/>
+      <w:pPr>
+        <w:ind w:left="720" w:hanging="360"/>
+      </w:pPr>
+      <w:rPr>
+        <w:rFonts w:ascii="Symbol" w:hAnsi="Symbol" w:hint="default"/>
+      </w:rPr>
+    </w:lvl>
+    <w:lvl w:ilvl="1" w:tplc="04090003" w:tentative="1">
+      <w:start w:val="1"/>
+      <w:numFmt w:val="bullet"/>
+      <w:lvlText w:val="o"/>
+      <w:lvlJc w:val="left"/>
+      <w:pPr>
+        <w:ind w:left="1440" w:hanging="360"/>
+      </w:pPr>
+      <w:rPr>
+        <w:rFonts w:ascii="Courier New" w:hAnsi="Courier New" w:hint="default"/>
+      </w:rPr>
+    </w:lvl>
+    <w:lvl w:ilvl="2" w:tplc="04090005" w:tentative="1">
+      <w:start w:val="1"/>
+      <w:numFmt w:val="bullet"/>
+      <w:lvlText w:val=""/>
+      <w:lvlJc w:val="left"/>
+      <w:pPr>
+        <w:ind w:left="2160" w:hanging="360"/>
+      </w:pPr>
+      <w:rPr>
+        <w:rFonts w:ascii="Wingdings" w:hAnsi="Wingdings" w:hint="default"/>
+      </w:rPr>
+    </w:lvl>
+    <w:lvl w:ilvl="3" w:tplc="04090001" w:tentative="1">
+      <w:start w:val="1"/>
+      <w:numFmt w:val="bullet"/>
+      <w:lvlText w:val=""/>
+      <w:lvlJc w:val="left"/>
+      <w:pPr>
+        <w:ind w:left="2880" w:hanging="360"/>
+      </w:pPr>
+      <w:rPr>
+        <w:rFonts w:ascii="Symbol" w:hAnsi="Symbol" w:hint="default"/>
+      </w:rPr>
+    </w:lvl>
+    <w:lvl w:ilvl="4" w:tplc="04090003" w:tentative="1">
+      <w:start w:val="1"/>
+      <w:numFmt w:val="bullet"/>
+      <w:lvlText w:val="o"/>
+      <w:lvlJc w:val="left"/>
+      <w:pPr>
+        <w:ind w:left="3600" w:hanging="360"/>
+      </w:pPr>
+      <w:rPr>
+        <w:rFonts w:ascii="Courier New" w:hAnsi="Courier New" w:hint="default"/>
+      </w:rPr>
+    </w:lvl>
+    <w:lvl w:ilvl="5" w:tplc="04090005" w:tentative="1">
+      <w:start w:val="1"/>
+      <w:numFmt w:val="bullet"/>
+      <w:lvlText w:val=""/>
+      <w:lvlJc w:val="left"/>
+      <w:pPr>
+        <w:ind w:left="4320" w:hanging="360"/>
+      </w:pPr>
+      <w:rPr>
+        <w:rFonts w:ascii="Wingdings" w:hAnsi="Wingdings" w:hint="default"/>
+      </w:rPr>
+    </w:lvl>
+    <w:lvl w:ilvl="6" w:tplc="04090001" w:tentative="1">
+      <w:start w:val="1"/>
+      <w:numFmt w:val="bullet"/>
+      <w:lvlText w:val=""/>
+      <w:lvlJc w:val="left"/>
+      <w:pPr>
+        <w:ind w:left="5040" w:hanging="360"/>
+      </w:pPr>
+      <w:rPr>
+        <w:rFonts w:ascii="Symbol" w:hAnsi="Symbol" w:hint="default"/>
+      </w:rPr>
+    </w:lvl>
+    <w:lvl w:ilvl="7" w:tplc="04090003" w:tentative="1">
+      <w:start w:val="1"/>
+      <w:numFmt w:val="bullet"/>
+      <w:lvlText w:val="o"/>
+      <w:lvlJc w:val="left"/>
+      <w:pPr>
+        <w:ind w:left="5760" w:hanging="360"/>
+      </w:pPr>
+      <w:rPr>
+        <w:rFonts w:ascii="Courier New" w:hAnsi="Courier New" w:hint="default"/>
+      </w:rPr>
+    </w:lvl>
+    <w:lvl w:ilvl="8" w:tplc="04090005" w:tentative="1">
+      <w:start w:val="1"/>
+      <w:numFmt w:val="bullet"/>
+      <w:lvlText w:val=""/>
+      <w:lvlJc w:val="left"/>
+      <w:pPr>
+        <w:ind w:left="6480" w:hanging="360"/>
+      </w:pPr>
+      <w:rPr>
+        <w:rFonts w:ascii="Wingdings" w:hAnsi="Wingdings" w:hint="default"/>
+      </w:rPr>
+    </w:lvl>
+  </w:abstractNum>
+  <w:abstractNum w:abstractNumId="1" w15:restartNumberingAfterBreak="0">
     <w:nsid w:val="27D853A2"/>
     <w:multiLevelType w:val="hybridMultilevel"/>
     <w:tmpl w:val="9FB46E2E"/>
@@ -5097,7 +5086,7 @@
       </w:pPr>
     </w:lvl>
   </w:abstractNum>
-  <w:abstractNum w:abstractNumId="1" w15:restartNumberingAfterBreak="0">
+  <w:abstractNum w:abstractNumId="2" w15:restartNumberingAfterBreak="0">
     <w:nsid w:val="48064A40"/>
     <w:multiLevelType w:val="hybridMultilevel"/>
     <w:tmpl w:val="963AB65C"/>
@@ -5152,16 +5141,19 @@
     </w:lvl>
   </w:abstractNum>
   <w:num w:numId="1" w16cid:durableId="639727189">
-    <w:abstractNumId w:val="0"/>
+    <w:abstractNumId w:val="1"/>
     <w:lvlOverride w:ilvl="0">
       <w:startOverride w:val="1"/>
     </w:lvlOverride>
   </w:num>
   <w:num w:numId="2" w16cid:durableId="2044596563">
-    <w:abstractNumId w:val="1"/>
+    <w:abstractNumId w:val="2"/>
     <w:lvlOverride w:ilvl="0">
       <w:startOverride w:val="1"/>
     </w:lvlOverride>
+  </w:num>
+  <w:num w:numId="3" w16cid:durableId="765344561">
+    <w:abstractNumId w:val="0"/>
   </w:num>
 </w:numbering>
 </file>
@@ -5767,6 +5759,18 @@
       <w:szCs w:val="20"/>
     </w:rPr>
   </w:style>
+  <w:style w:type="character" w:styleId="UnresolvedMention">
+    <w:name w:val="Unresolved Mention"/>
+    <w:basedOn w:val="DefaultParagraphFont"/>
+    <w:uiPriority w:val="99"/>
+    <w:semiHidden/>
+    <w:unhideWhenUsed/>
+    <w:rsid w:val="00182902"/>
+    <w:rPr>
+      <w:color w:val="605E5C"/>
+      <w:shd w:val="clear" w:color="auto" w:fill="E1DFDD"/>
+    </w:rPr>
+  </w:style>
 </w:styles>
 </file>
 
